--- a/Appunti/Sistemi e Reti/IL LIVELLO DELLE APPLICAZIONI.docx
+++ b/Appunti/Sistemi e Reti/IL LIVELLO DELLE APPLICAZIONI.docx
@@ -70,17 +70,8 @@
           <w:rFonts w:eastAsia="Calibri"/>
           <w:color w:val="000000"/>
         </w:rPr>
-        <w:t xml:space="preserve">: Simple Network Management </w:t>
-      </w:r>
-      <w:proofErr w:type="spellStart"/>
-      <w:r>
-        <w:rPr>
-          <w:rFonts w:eastAsia="Calibri"/>
-          <w:color w:val="000000"/>
-        </w:rPr>
-        <w:t>Protocol</w:t>
-      </w:r>
-      <w:proofErr w:type="spellEnd"/>
+        <w:t>: Simple Network Management Protocol</w:t>
+      </w:r>
     </w:p>
     <w:p>
       <w:pPr>
@@ -109,17 +100,8 @@
           <w:rFonts w:eastAsia="Calibri"/>
           <w:color w:val="000000"/>
         </w:rPr>
-        <w:t xml:space="preserve">: Simple Mail Transfer </w:t>
-      </w:r>
-      <w:proofErr w:type="spellStart"/>
-      <w:r>
-        <w:rPr>
-          <w:rFonts w:eastAsia="Calibri"/>
-          <w:color w:val="000000"/>
-        </w:rPr>
-        <w:t>Protocol</w:t>
-      </w:r>
-      <w:proofErr w:type="spellEnd"/>
+        <w:t>: Simple Mail Transfer Protocol</w:t>
+      </w:r>
     </w:p>
     <w:p>
       <w:pPr>
@@ -148,17 +130,8 @@
           <w:rFonts w:eastAsia="Calibri"/>
           <w:color w:val="000000"/>
         </w:rPr>
-        <w:t xml:space="preserve">: File Transfer </w:t>
-      </w:r>
-      <w:proofErr w:type="spellStart"/>
-      <w:r>
-        <w:rPr>
-          <w:rFonts w:eastAsia="Calibri"/>
-          <w:color w:val="000000"/>
-        </w:rPr>
-        <w:t>Protocol</w:t>
-      </w:r>
-      <w:proofErr w:type="spellEnd"/>
+        <w:t>: File Transfer Protocol</w:t>
+      </w:r>
     </w:p>
     <w:p>
       <w:pPr>
@@ -203,17 +176,8 @@
           <w:rFonts w:eastAsia="Calibri"/>
           <w:color w:val="000000"/>
         </w:rPr>
-        <w:t xml:space="preserve"> Transfer </w:t>
-      </w:r>
-      <w:proofErr w:type="spellStart"/>
-      <w:r>
-        <w:rPr>
-          <w:rFonts w:eastAsia="Calibri"/>
-          <w:color w:val="000000"/>
-        </w:rPr>
-        <w:t>Protocol</w:t>
-      </w:r>
-      <w:proofErr w:type="spellEnd"/>
+        <w:t xml:space="preserve"> Transfer Protocol</w:t>
+      </w:r>
     </w:p>
     <w:p>
       <w:pPr>
@@ -278,15 +242,7 @@
       </w:r>
       <w:proofErr w:type="spellEnd"/>
       <w:r>
-        <w:t xml:space="preserve"> o più </w:t>
-      </w:r>
-      <w:proofErr w:type="spellStart"/>
-      <w:r>
-        <w:t>host</w:t>
-      </w:r>
-      <w:proofErr w:type="spellEnd"/>
-      <w:r>
-        <w:t xml:space="preserve"> contemporaneamente, operando con interazioni tra loro e utilizzando risorse comuni, accedendo contemporaneamente agli archivi mediante la rete di comunicazione che li connette.</w:t>
+        <w:t xml:space="preserve"> o più host contemporaneamente, operando con interazioni tra loro e utilizzando risorse comuni, accedendo contemporaneamente agli archivi mediante la rete di comunicazione che li connette.</w:t>
       </w:r>
     </w:p>
     <w:p>
@@ -482,23 +438,7 @@
     </w:p>
     <w:p>
       <w:r>
-        <w:t xml:space="preserve">In questa architettura abbiamo coppie di </w:t>
-      </w:r>
-      <w:proofErr w:type="spellStart"/>
-      <w:r>
-        <w:t>host</w:t>
-      </w:r>
-      <w:proofErr w:type="spellEnd"/>
-      <w:r>
-        <w:t xml:space="preserve"> chiamate peer che dialogano direttamente tra loro, i </w:t>
-      </w:r>
-      <w:proofErr w:type="spellStart"/>
-      <w:r>
-        <w:t>host</w:t>
-      </w:r>
-      <w:proofErr w:type="spellEnd"/>
-      <w:r>
-        <w:t xml:space="preserve"> posso essere visti come una comunità che collabora con il binomio “dare e ricevere”: ogni peer fornisce una risorsa e ottiene in cambio di altre risorse.</w:t>
+        <w:t>In questa architettura abbiamo coppie di host chiamate peer che dialogano direttamente tra loro, i host posso essere visti come una comunità che collabora con il binomio “dare e ricevere”: ogni peer fornisce una risorsa e ottiene in cambio di altre risorse.</w:t>
       </w:r>
     </w:p>
     <w:p/>
@@ -787,23 +727,7 @@
           <w:rFonts w:eastAsia="Calibri"/>
           <w:color w:val="EE0000"/>
         </w:rPr>
-        <w:t xml:space="preserve">UDP (User Data </w:t>
-      </w:r>
-      <w:proofErr w:type="spellStart"/>
-      <w:r>
-        <w:rPr>
-          <w:rFonts w:eastAsia="Calibri"/>
-          <w:color w:val="EE0000"/>
-        </w:rPr>
-        <w:t>Protocol</w:t>
-      </w:r>
-      <w:proofErr w:type="spellEnd"/>
-      <w:r>
-        <w:rPr>
-          <w:rFonts w:eastAsia="Calibri"/>
-          <w:color w:val="EE0000"/>
-        </w:rPr>
-        <w:t>)</w:t>
+        <w:t>UDP (User Data Protocol)</w:t>
       </w:r>
       <w:r>
         <w:rPr>
@@ -832,23 +756,7 @@
           <w:rFonts w:eastAsia="Calibri"/>
           <w:color w:val="EE0000"/>
         </w:rPr>
-        <w:t xml:space="preserve">TCP (Transfer Control </w:t>
-      </w:r>
-      <w:proofErr w:type="spellStart"/>
-      <w:r>
-        <w:rPr>
-          <w:rFonts w:eastAsia="Calibri"/>
-          <w:color w:val="EE0000"/>
-        </w:rPr>
-        <w:t>Protocol</w:t>
-      </w:r>
-      <w:proofErr w:type="spellEnd"/>
-      <w:r>
-        <w:rPr>
-          <w:rFonts w:eastAsia="Calibri"/>
-          <w:color w:val="EE0000"/>
-        </w:rPr>
-        <w:t>)</w:t>
+        <w:t>TCP (Transfer Control Protocol)</w:t>
       </w:r>
       <w:r>
         <w:rPr>
@@ -1222,7 +1130,15 @@
     </w:p>
     <w:p>
       <w:r>
-        <w:t xml:space="preserve">Questo protocollo non prevede alcuna cifratura dei dati scambiati e quindi potrebbero esser manomessi, per prevenire questi problemi è stata definita una nuova specifica , la RFC 4217 che aggiunge al protocollo FTP originale un </w:t>
+        <w:t xml:space="preserve">Questo protocollo non prevede alcuna cifratura dei dati scambiati e quindi potrebbero esser manomessi, per prevenire questi problemi è stata definita una nuova </w:t>
+      </w:r>
+      <w:proofErr w:type="gramStart"/>
+      <w:r>
+        <w:t>specifica ,</w:t>
+      </w:r>
+      <w:proofErr w:type="gramEnd"/>
+      <w:r>
+        <w:t xml:space="preserve"> la RFC 4217 che aggiunge al protocollo FTP originale un </w:t>
       </w:r>
       <w:proofErr w:type="spellStart"/>
       <w:r>
@@ -1273,16 +1189,14 @@
         </w:numPr>
         <w:spacing w:after="0"/>
       </w:pPr>
-      <w:proofErr w:type="spellStart"/>
-      <w:r>
-        <w:rPr>
-          <w:color w:val="0000FF"/>
-        </w:rPr>
-        <w:t>numeutente</w:t>
-      </w:r>
-      <w:proofErr w:type="spellEnd"/>
-      <w:r>
-        <w:t xml:space="preserve"> è la stringa che identifica l’interlocutore che è univoca per dominio: è un nome scelto dall’utente.</w:t>
+      <w:r>
+        <w:rPr>
+          <w:color w:val="EE0000"/>
+        </w:rPr>
+        <w:t xml:space="preserve">numeutente </w:t>
+      </w:r>
+      <w:r>
+        <w:t>è la stringa che identifica l’interlocutore che è univoca per dominio: è un nome scelto dall’utente.</w:t>
       </w:r>
     </w:p>
     <w:p>
@@ -1381,21 +1295,7 @@
         <w:rPr>
           <w:color w:val="FF0000"/>
         </w:rPr>
-        <w:t xml:space="preserve"> Simple Mail Transfer </w:t>
-      </w:r>
-      <w:proofErr w:type="spellStart"/>
-      <w:r>
-        <w:rPr>
-          <w:color w:val="FF0000"/>
-        </w:rPr>
-        <w:t>Protocol</w:t>
-      </w:r>
-      <w:proofErr w:type="spellEnd"/>
-      <w:r>
-        <w:rPr>
-          <w:color w:val="FF0000"/>
-        </w:rPr>
-        <w:t xml:space="preserve"> (SMTP)</w:t>
+        <w:t xml:space="preserve"> Simple Mail Transfer Protocol (SMTP)</w:t>
       </w:r>
       <w:r>
         <w:t>. La realizzazione della email vien implementata mediante due sottosistemi:</w:t>
@@ -1421,15 +1321,7 @@
         </w:numPr>
       </w:pPr>
       <w:r>
-        <w:t xml:space="preserve">Mail </w:t>
-      </w:r>
-      <w:proofErr w:type="spellStart"/>
-      <w:r>
-        <w:t>Transport</w:t>
-      </w:r>
-      <w:proofErr w:type="spellEnd"/>
-      <w:r>
-        <w:t xml:space="preserve"> Agent (MTA);</w:t>
+        <w:t>Mail Transport Agent (MTA);</w:t>
       </w:r>
     </w:p>
     <w:p>
@@ -1465,15 +1357,7 @@
     </w:p>
     <w:p>
       <w:r>
-        <w:t xml:space="preserve">Si occupa della ricezione di tutti i messaggi e del loro recapito e ha la funzione di ponte tra due MUA: è quello che indichiamo come </w:t>
-      </w:r>
-      <w:proofErr w:type="spellStart"/>
-      <w:r>
-        <w:t>mailserver</w:t>
-      </w:r>
-      <w:proofErr w:type="spellEnd"/>
-      <w:r>
-        <w:t>.</w:t>
+        <w:t>Si occupa della ricezione di tutti i messaggi e del loro recapito e ha la funzione di ponte tra due MUA: è quello che indichiamo come mailserver.</w:t>
       </w:r>
     </w:p>
     <w:p>
@@ -1550,9 +1434,803 @@
           <w:lang w:val="it-IT"/>
         </w:rPr>
       </w:pPr>
-    </w:p>
-    <w:p/>
-    <w:p/>
+      <w:r>
+        <w:rPr>
+          <w:lang w:val="it-IT"/>
+        </w:rPr>
+        <w:t>Il MUA è una applicazione in esecuzione su un server dell’ISP dell’utente che si occupa della ricezione di tutti i messaggi e del loro recapito al mail server dell’ISP di destinazione raggiungibile dal destinatario del messaggio.</w:t>
+      </w:r>
+    </w:p>
+    <w:p>
+      <w:pPr>
+        <w:rPr>
+          <w:lang w:val="it-IT"/>
+        </w:rPr>
+      </w:pPr>
+      <w:r>
+        <w:rPr>
+          <w:lang w:val="it-IT"/>
+        </w:rPr>
+        <w:t>Nel POP mail i mail server salvano i messaggi in entrata che non sono stati ancora letti e scaricati sui rispettivi client nel loro mailbox che hanno interno.</w:t>
+      </w:r>
+    </w:p>
+    <w:p>
+      <w:pPr>
+        <w:rPr>
+          <w:lang w:val="it-IT"/>
+        </w:rPr>
+      </w:pPr>
+      <w:r>
+        <w:rPr>
+          <w:lang w:val="it-IT"/>
+        </w:rPr>
+        <w:t>Nel caso di web mail al MTA vengono aggiunte tutte le funzionalità del MUA visto che vengono fatte tutte le operazioni direttamente sul server.</w:t>
+      </w:r>
+    </w:p>
+    <w:p>
+      <w:pPr>
+        <w:pStyle w:val="Titolo1"/>
+        <w:rPr>
+          <w:lang w:val="it-IT"/>
+        </w:rPr>
+      </w:pPr>
+      <w:r>
+        <w:rPr>
+          <w:lang w:val="it-IT"/>
+        </w:rPr>
+        <w:t>Protocollo SMTP</w:t>
+      </w:r>
+    </w:p>
+    <w:p>
+      <w:pPr>
+        <w:rPr>
+          <w:lang w:val="it-IT"/>
+        </w:rPr>
+      </w:pPr>
+      <w:r>
+        <w:rPr>
+          <w:lang w:val="it-IT"/>
+        </w:rPr>
+        <w:t>I mail server memorizzano la coda dei messaggi non ancora recapitati, l’invio da parte del client avviene utilizzando il protocollo SMTP e per la ricezione POP3.</w:t>
+      </w:r>
+    </w:p>
+    <w:p>
+      <w:pPr>
+        <w:rPr>
+          <w:lang w:val="it-IT"/>
+        </w:rPr>
+      </w:pPr>
+      <w:r>
+        <w:rPr>
+          <w:lang w:val="it-IT"/>
+        </w:rPr>
+        <w:t>Il primo documento della mail è il RCF 822, una stringa che definisce il formato dei messaggi di testo, costituita da un header e da un body separati dalla linea vuota.</w:t>
+      </w:r>
+    </w:p>
+    <w:p>
+      <w:pPr>
+        <w:rPr>
+          <w:lang w:val="it-IT"/>
+        </w:rPr>
+      </w:pPr>
+      <w:r>
+        <w:rPr>
+          <w:lang w:val="it-IT"/>
+        </w:rPr>
+        <w:t>L'header secondo l'RFC 822 contiene:</w:t>
+      </w:r>
+    </w:p>
+    <w:p>
+      <w:pPr>
+        <w:pStyle w:val="Paragrafoelenco"/>
+        <w:numPr>
+          <w:ilvl w:val="0"/>
+          <w:numId w:val="5"/>
+        </w:numPr>
+        <w:rPr>
+          <w:lang w:val="it-IT"/>
+        </w:rPr>
+      </w:pPr>
+      <w:r>
+        <w:rPr>
+          <w:b/>
+          <w:bCs/>
+          <w:lang w:val="it-IT"/>
+        </w:rPr>
+        <w:t>To</w:t>
+      </w:r>
+      <w:r>
+        <w:rPr>
+          <w:lang w:val="it-IT"/>
+        </w:rPr>
+        <w:t>: lista di destinatari</w:t>
+      </w:r>
+    </w:p>
+    <w:p>
+      <w:pPr>
+        <w:pStyle w:val="Paragrafoelenco"/>
+        <w:numPr>
+          <w:ilvl w:val="0"/>
+          <w:numId w:val="5"/>
+        </w:numPr>
+        <w:rPr>
+          <w:lang w:val="it-IT"/>
+        </w:rPr>
+      </w:pPr>
+      <w:r>
+        <w:rPr>
+          <w:b/>
+          <w:bCs/>
+          <w:lang w:val="it-IT"/>
+        </w:rPr>
+        <w:t>From</w:t>
+      </w:r>
+      <w:r>
+        <w:rPr>
+          <w:lang w:val="it-IT"/>
+        </w:rPr>
+        <w:t>: mittente</w:t>
+      </w:r>
+    </w:p>
+    <w:p>
+      <w:pPr>
+        <w:pStyle w:val="Paragrafoelenco"/>
+        <w:numPr>
+          <w:ilvl w:val="0"/>
+          <w:numId w:val="5"/>
+        </w:numPr>
+        <w:rPr>
+          <w:lang w:val="it-IT"/>
+        </w:rPr>
+      </w:pPr>
+      <w:r>
+        <w:rPr>
+          <w:b/>
+          <w:bCs/>
+          <w:lang w:val="it-IT"/>
+        </w:rPr>
+        <w:t>Cc</w:t>
+      </w:r>
+      <w:r>
+        <w:rPr>
+          <w:lang w:val="it-IT"/>
+        </w:rPr>
+        <w:t>: lista di destinatari per conoscenza</w:t>
+      </w:r>
+    </w:p>
+    <w:p>
+      <w:pPr>
+        <w:pStyle w:val="Paragrafoelenco"/>
+        <w:numPr>
+          <w:ilvl w:val="0"/>
+          <w:numId w:val="5"/>
+        </w:numPr>
+        <w:rPr>
+          <w:lang w:val="it-IT"/>
+        </w:rPr>
+      </w:pPr>
+      <w:r>
+        <w:rPr>
+          <w:b/>
+          <w:bCs/>
+          <w:lang w:val="it-IT"/>
+        </w:rPr>
+        <w:t>Bcc</w:t>
+      </w:r>
+      <w:r>
+        <w:rPr>
+          <w:lang w:val="it-IT"/>
+        </w:rPr>
+        <w:t>: lista di destinatari per conoscenza</w:t>
+      </w:r>
+      <w:r>
+        <w:rPr>
+          <w:lang w:val="it-IT"/>
+        </w:rPr>
+        <w:t xml:space="preserve"> </w:t>
+      </w:r>
+      <w:r>
+        <w:rPr>
+          <w:lang w:val="it-IT"/>
+        </w:rPr>
+        <w:t>nascosta</w:t>
+      </w:r>
+    </w:p>
+    <w:p>
+      <w:pPr>
+        <w:pStyle w:val="Paragrafoelenco"/>
+        <w:numPr>
+          <w:ilvl w:val="0"/>
+          <w:numId w:val="5"/>
+        </w:numPr>
+        <w:rPr>
+          <w:lang w:val="it-IT"/>
+        </w:rPr>
+      </w:pPr>
+      <w:r>
+        <w:rPr>
+          <w:b/>
+          <w:bCs/>
+          <w:lang w:val="it-IT"/>
+        </w:rPr>
+        <w:t>Date</w:t>
+      </w:r>
+      <w:r>
+        <w:rPr>
+          <w:lang w:val="it-IT"/>
+        </w:rPr>
+        <w:t>: data di spedizione</w:t>
+      </w:r>
+    </w:p>
+    <w:p>
+      <w:pPr>
+        <w:pStyle w:val="Paragrafoelenco"/>
+        <w:numPr>
+          <w:ilvl w:val="0"/>
+          <w:numId w:val="5"/>
+        </w:numPr>
+        <w:rPr>
+          <w:lang w:val="it-IT"/>
+        </w:rPr>
+      </w:pPr>
+      <w:r>
+        <w:rPr>
+          <w:b/>
+          <w:bCs/>
+          <w:lang w:val="it-IT"/>
+        </w:rPr>
+        <w:t>Reply-to</w:t>
+      </w:r>
+      <w:r>
+        <w:rPr>
+          <w:lang w:val="it-IT"/>
+        </w:rPr>
+        <w:t>: indirizzo diverso dal mittente</w:t>
+      </w:r>
+    </w:p>
+    <w:p>
+      <w:pPr>
+        <w:pStyle w:val="Paragrafoelenco"/>
+        <w:numPr>
+          <w:ilvl w:val="0"/>
+          <w:numId w:val="5"/>
+        </w:numPr>
+        <w:rPr>
+          <w:lang w:val="it-IT"/>
+        </w:rPr>
+      </w:pPr>
+      <w:r>
+        <w:rPr>
+          <w:b/>
+          <w:bCs/>
+          <w:lang w:val="it-IT"/>
+        </w:rPr>
+        <w:t>Subject</w:t>
+      </w:r>
+      <w:r>
+        <w:rPr>
+          <w:lang w:val="it-IT"/>
+        </w:rPr>
+        <w:t>: titolo del messaggio</w:t>
+      </w:r>
+    </w:p>
+    <w:p>
+      <w:pPr>
+        <w:rPr>
+          <w:lang w:val="it-IT"/>
+        </w:rPr>
+      </w:pPr>
+      <w:r>
+        <w:rPr>
+          <w:lang w:val="it-IT"/>
+        </w:rPr>
+        <w:t>Il body è il messaggio vero e proprio fatto da caratteri ASCII a 7 bit, con lo standard MIME è possibile inserire qualsiasi cosa nella mail, il software di gestione della posta si limita solo a traferire il file al destinatario.</w:t>
+      </w:r>
+    </w:p>
+    <w:p>
+      <w:pPr>
+        <w:rPr>
+          <w:lang w:val="it-IT"/>
+        </w:rPr>
+      </w:pPr>
+      <w:r>
+        <w:rPr>
+          <w:lang w:val="it-IT"/>
+        </w:rPr>
+        <w:t xml:space="preserve">Il protocollo SMTP usa il protocollo TCP porta 25 per </w:t>
+      </w:r>
+      <w:r>
+        <w:rPr>
+          <w:lang w:val="it-IT"/>
+        </w:rPr>
+        <w:t>consegnare affidabilmente messaggi dal client al server, questa porta è stata indicata dal RCF 1060.</w:t>
+      </w:r>
+    </w:p>
+    <w:p>
+      <w:pPr>
+        <w:rPr>
+          <w:lang w:val="it-IT"/>
+        </w:rPr>
+      </w:pPr>
+      <w:r>
+        <w:rPr>
+          <w:lang w:val="it-IT"/>
+        </w:rPr>
+        <w:t>L’invio di una mail è composto da 3 fasi:</w:t>
+      </w:r>
+    </w:p>
+    <w:p>
+      <w:pPr>
+        <w:pStyle w:val="Paragrafoelenco"/>
+        <w:numPr>
+          <w:ilvl w:val="0"/>
+          <w:numId w:val="5"/>
+        </w:numPr>
+        <w:rPr>
+          <w:lang w:val="it-IT"/>
+        </w:rPr>
+      </w:pPr>
+      <w:r>
+        <w:rPr>
+          <w:lang w:val="it-IT"/>
+        </w:rPr>
+        <w:t>Il cliente manda il messaggio al proprio mail server</w:t>
+      </w:r>
+    </w:p>
+    <w:p>
+      <w:pPr>
+        <w:pStyle w:val="Paragrafoelenco"/>
+        <w:numPr>
+          <w:ilvl w:val="0"/>
+          <w:numId w:val="5"/>
+        </w:numPr>
+        <w:rPr>
+          <w:lang w:val="it-IT"/>
+        </w:rPr>
+      </w:pPr>
+      <w:r>
+        <w:rPr>
+          <w:lang w:val="it-IT"/>
+        </w:rPr>
+        <w:t>Il server manda il messaggio al server destinatario</w:t>
+      </w:r>
+    </w:p>
+    <w:p>
+      <w:pPr>
+        <w:pStyle w:val="Paragrafoelenco"/>
+        <w:numPr>
+          <w:ilvl w:val="0"/>
+          <w:numId w:val="5"/>
+        </w:numPr>
+        <w:rPr>
+          <w:lang w:val="it-IT"/>
+        </w:rPr>
+      </w:pPr>
+      <w:r>
+        <w:rPr>
+          <w:lang w:val="it-IT"/>
+        </w:rPr>
+        <w:t>Il destinatario scarica la mail dal proprio server</w:t>
+      </w:r>
+    </w:p>
+    <w:p>
+      <w:pPr>
+        <w:rPr>
+          <w:lang w:val="it-IT"/>
+        </w:rPr>
+      </w:pPr>
+    </w:p>
+    <w:p>
+      <w:pPr>
+        <w:pStyle w:val="Titolo1"/>
+        <w:rPr>
+          <w:lang w:val="it-IT"/>
+        </w:rPr>
+      </w:pPr>
+      <w:r>
+        <w:rPr>
+          <w:lang w:val="it-IT"/>
+        </w:rPr>
+        <w:lastRenderedPageBreak/>
+        <w:t>Protocollo POP3</w:t>
+      </w:r>
+    </w:p>
+    <w:p>
+      <w:pPr>
+        <w:rPr>
+          <w:lang w:val="it-IT"/>
+        </w:rPr>
+      </w:pPr>
+      <w:r>
+        <w:rPr>
+          <w:lang w:val="it-IT"/>
+        </w:rPr>
+        <w:t>Il client scarica i messaggi attraverso protocollo POP che fa accedere al server ed effettuare il trasferimento dalla mailbox al programma client.</w:t>
+      </w:r>
+    </w:p>
+    <w:p>
+      <w:pPr>
+        <w:rPr>
+          <w:lang w:val="it-IT"/>
+        </w:rPr>
+      </w:pPr>
+      <w:r>
+        <w:rPr>
+          <w:lang w:val="it-IT"/>
+        </w:rPr>
+        <w:t>Questo protocollo è un protocollo client/server dove lo user agent ha il ruolo di client POP e il mail server di server.</w:t>
+      </w:r>
+    </w:p>
+    <w:p>
+      <w:pPr>
+        <w:rPr>
+          <w:lang w:val="it-IT"/>
+        </w:rPr>
+      </w:pPr>
+      <w:r>
+        <w:rPr>
+          <w:lang w:val="it-IT"/>
+        </w:rPr>
+        <w:t>La conversazione POP3 avviene in 3 passaggi:</w:t>
+      </w:r>
+    </w:p>
+    <w:p>
+      <w:pPr>
+        <w:pStyle w:val="Paragrafoelenco"/>
+        <w:numPr>
+          <w:ilvl w:val="0"/>
+          <w:numId w:val="5"/>
+        </w:numPr>
+        <w:rPr>
+          <w:lang w:val="it-IT"/>
+        </w:rPr>
+      </w:pPr>
+      <w:r>
+        <w:rPr>
+          <w:lang w:val="it-IT"/>
+        </w:rPr>
+        <w:t>Autorizzazione: il client si identifica sul server per accedere alla casella postale</w:t>
+      </w:r>
+    </w:p>
+    <w:p>
+      <w:pPr>
+        <w:pStyle w:val="Paragrafoelenco"/>
+        <w:numPr>
+          <w:ilvl w:val="0"/>
+          <w:numId w:val="5"/>
+        </w:numPr>
+        <w:rPr>
+          <w:lang w:val="it-IT"/>
+        </w:rPr>
+      </w:pPr>
+      <w:r>
+        <w:rPr>
+          <w:lang w:val="it-IT"/>
+        </w:rPr>
+        <w:t>Transazione: la posta viene scaricata</w:t>
+      </w:r>
+    </w:p>
+    <w:p>
+      <w:pPr>
+        <w:pStyle w:val="Paragrafoelenco"/>
+        <w:numPr>
+          <w:ilvl w:val="0"/>
+          <w:numId w:val="5"/>
+        </w:numPr>
+        <w:rPr>
+          <w:lang w:val="it-IT"/>
+        </w:rPr>
+      </w:pPr>
+      <w:r>
+        <w:rPr>
+          <w:lang w:val="it-IT"/>
+        </w:rPr>
+        <w:t>Aggiornamento: il server elimina i messaggi scaricati e chiude la connessione</w:t>
+      </w:r>
+    </w:p>
+    <w:p>
+      <w:pPr>
+        <w:pStyle w:val="Titolo1"/>
+        <w:rPr>
+          <w:lang w:val="it-IT"/>
+        </w:rPr>
+      </w:pPr>
+      <w:r>
+        <w:rPr>
+          <w:lang w:val="it-IT"/>
+        </w:rPr>
+        <w:t>Web mail</w:t>
+      </w:r>
+    </w:p>
+    <w:p>
+      <w:pPr>
+        <w:rPr>
+          <w:lang w:val="it-IT"/>
+        </w:rPr>
+      </w:pPr>
+      <w:r>
+        <w:rPr>
+          <w:lang w:val="it-IT"/>
+        </w:rPr>
+        <w:t>I client si connettono ai server attraverso il protocollo http con il browser e i messaggi non vengono scaricati localmente sul client.</w:t>
+      </w:r>
+    </w:p>
+    <w:p>
+      <w:pPr>
+        <w:rPr>
+          <w:lang w:val="it-IT"/>
+        </w:rPr>
+      </w:pPr>
+    </w:p>
+    <w:p>
+      <w:pPr>
+        <w:pStyle w:val="Titolo1"/>
+        <w:rPr>
+          <w:lang w:val="it-IT"/>
+        </w:rPr>
+      </w:pPr>
+      <w:r>
+        <w:rPr>
+          <w:lang w:val="it-IT"/>
+        </w:rPr>
+        <w:t>Protocollo IMAP</w:t>
+      </w:r>
+    </w:p>
+    <w:p>
+      <w:pPr>
+        <w:rPr>
+          <w:lang w:val="it-IT"/>
+        </w:rPr>
+      </w:pPr>
+      <w:r>
+        <w:rPr>
+          <w:lang w:val="it-IT"/>
+        </w:rPr>
+        <w:t>Questo protocollo permette l’accesso alla posta online e offline, opera sulla porta 143, consente di:</w:t>
+      </w:r>
+    </w:p>
+    <w:p>
+      <w:pPr>
+        <w:pStyle w:val="Paragrafoelenco"/>
+        <w:numPr>
+          <w:ilvl w:val="0"/>
+          <w:numId w:val="5"/>
+        </w:numPr>
+        <w:rPr>
+          <w:lang w:val="it-IT"/>
+        </w:rPr>
+      </w:pPr>
+      <w:r>
+        <w:rPr>
+          <w:lang w:val="it-IT"/>
+        </w:rPr>
+        <w:t>Rinominare la casella mail</w:t>
+      </w:r>
+    </w:p>
+    <w:p>
+      <w:pPr>
+        <w:pStyle w:val="Paragrafoelenco"/>
+        <w:numPr>
+          <w:ilvl w:val="0"/>
+          <w:numId w:val="5"/>
+        </w:numPr>
+        <w:rPr>
+          <w:lang w:val="it-IT"/>
+        </w:rPr>
+      </w:pPr>
+      <w:r>
+        <w:rPr>
+          <w:lang w:val="it-IT"/>
+        </w:rPr>
+        <w:t>Cancellare i messaggi senza prelevarli</w:t>
+      </w:r>
+    </w:p>
+    <w:p>
+      <w:pPr>
+        <w:pStyle w:val="Paragrafoelenco"/>
+        <w:numPr>
+          <w:ilvl w:val="0"/>
+          <w:numId w:val="5"/>
+        </w:numPr>
+        <w:rPr>
+          <w:lang w:val="it-IT"/>
+        </w:rPr>
+      </w:pPr>
+      <w:r>
+        <w:rPr>
+          <w:lang w:val="it-IT"/>
+        </w:rPr>
+        <w:t>Leggere intestazioni delle mail senza prelevarli</w:t>
+      </w:r>
+    </w:p>
+    <w:p>
+      <w:pPr>
+        <w:pStyle w:val="Paragrafoelenco"/>
+        <w:numPr>
+          <w:ilvl w:val="0"/>
+          <w:numId w:val="5"/>
+        </w:numPr>
+        <w:rPr>
+          <w:lang w:val="it-IT"/>
+        </w:rPr>
+      </w:pPr>
+      <w:r>
+        <w:rPr>
+          <w:lang w:val="it-IT"/>
+        </w:rPr>
+        <w:t>Prelevare solamente porzioni di messaggi</w:t>
+      </w:r>
+    </w:p>
+    <w:p>
+      <w:pPr>
+        <w:pStyle w:val="Paragrafoelenco"/>
+        <w:numPr>
+          <w:ilvl w:val="0"/>
+          <w:numId w:val="5"/>
+        </w:numPr>
+        <w:rPr>
+          <w:lang w:val="it-IT"/>
+        </w:rPr>
+      </w:pPr>
+      <w:r>
+        <w:rPr>
+          <w:lang w:val="it-IT"/>
+        </w:rPr>
+        <w:t>Accesso simultaneo alla stessa casella</w:t>
+      </w:r>
+    </w:p>
+    <w:p>
+      <w:pPr>
+        <w:pStyle w:val="Titolo1"/>
+        <w:rPr>
+          <w:lang w:val="it-IT"/>
+        </w:rPr>
+      </w:pPr>
+      <w:r>
+        <w:rPr>
+          <w:lang w:val="it-IT"/>
+        </w:rPr>
+        <w:t>DNS</w:t>
+      </w:r>
+    </w:p>
+    <w:p>
+      <w:pPr>
+        <w:rPr>
+          <w:lang w:val="it-IT"/>
+        </w:rPr>
+      </w:pPr>
+      <w:r>
+        <w:rPr>
+          <w:lang w:val="it-IT"/>
+        </w:rPr>
+        <w:t>Per identificare un host in internet è necessario conoscere il suo indirizzo IP, la risoluzione dei nomi degli host in indirizzi IP è un servizio effettuato dal DNS Domain Name System.</w:t>
+      </w:r>
+    </w:p>
+    <w:p>
+      <w:pPr>
+        <w:rPr>
+          <w:lang w:val="it-IT"/>
+        </w:rPr>
+      </w:pPr>
+      <w:r>
+        <w:rPr>
+          <w:lang w:val="it-IT"/>
+        </w:rPr>
+        <w:t>È un database distribuito che memorizza coppie nome – IP su un insieme di nodi della rete</w:t>
+      </w:r>
+    </w:p>
+    <w:p>
+      <w:pPr>
+        <w:rPr>
+          <w:lang w:val="it-IT"/>
+        </w:rPr>
+      </w:pPr>
+      <w:r>
+        <w:rPr>
+          <w:lang w:val="it-IT"/>
+        </w:rPr>
+        <w:t>È anche un protocollo a livello applicazione che regola la comunicazione tra host e name server da altri protocolli</w:t>
+      </w:r>
+    </w:p>
+    <w:p>
+      <w:pPr>
+        <w:rPr>
+          <w:lang w:val="it-IT"/>
+        </w:rPr>
+      </w:pPr>
+      <w:r>
+        <w:rPr>
+          <w:lang w:val="it-IT"/>
+        </w:rPr>
+        <w:t>Quando un DNS locale non riesce a tradurre l’IP dal nome contatta un server DNS radice, se neanche esso riesce contatta il suo DNS radice.</w:t>
+      </w:r>
+    </w:p>
+    <w:p>
+      <w:pPr>
+        <w:rPr>
+          <w:lang w:val="it-IT"/>
+        </w:rPr>
+      </w:pPr>
+      <w:r>
+        <w:rPr>
+          <w:lang w:val="it-IT"/>
+        </w:rPr>
+        <w:lastRenderedPageBreak/>
+        <w:t xml:space="preserve">Attualmente abbiamo 13 server radice etichettati da A to M organizzati come cluster di server duplicati con nome: a.root-server.net </w:t>
+      </w:r>
+      <w:r>
+        <w:rPr>
+          <w:lang w:val="en-US"/>
+        </w:rPr>
+        <w:sym w:font="Wingdings" w:char="F0E0"/>
+      </w:r>
+      <w:r>
+        <w:rPr>
+          <w:lang w:val="it-IT"/>
+        </w:rPr>
+        <w:t xml:space="preserve"> m.root-server.net, sono chiamati anche Top-Level Domain.</w:t>
+      </w:r>
+    </w:p>
+    <w:p>
+      <w:pPr>
+        <w:rPr>
+          <w:lang w:val="it-IT"/>
+        </w:rPr>
+      </w:pPr>
+      <w:r>
+        <w:rPr>
+          <w:lang w:val="it-IT"/>
+        </w:rPr>
+        <w:t>I server TLD sono collegati ad altri server generando una struttura ad albero.</w:t>
+      </w:r>
+    </w:p>
+    <w:p>
+      <w:pPr>
+        <w:pStyle w:val="Titolo1"/>
+        <w:rPr>
+          <w:lang w:val="it-IT"/>
+        </w:rPr>
+      </w:pPr>
+      <w:r>
+        <w:rPr>
+          <w:lang w:val="it-IT"/>
+        </w:rPr>
+        <w:t>Telnet</w:t>
+      </w:r>
+    </w:p>
+    <w:p>
+      <w:pPr>
+        <w:rPr>
+          <w:lang w:val="it-IT"/>
+        </w:rPr>
+      </w:pPr>
+      <w:r>
+        <w:rPr>
+          <w:lang w:val="it-IT"/>
+        </w:rPr>
+        <w:t>Protocollo applicativo client/server basato su TCP che apre una sessione di comunicazione semplice tra 2 host, il client lavora sulla macchina remota come se fosse direttamente collegata.</w:t>
+      </w:r>
+    </w:p>
+    <w:p>
+      <w:pPr>
+        <w:rPr>
+          <w:lang w:val="it-IT"/>
+        </w:rPr>
+      </w:pPr>
+      <w:r>
+        <w:rPr>
+          <w:lang w:val="it-IT"/>
+        </w:rPr>
+        <w:t>Con il comando telnet sul client viene richiesta una connessione al server sulla porta 23 ma allo stesso tempo su tale porta deve esserci un programma in ascolto.</w:t>
+      </w:r>
+    </w:p>
+    <w:p>
+      <w:pPr>
+        <w:rPr>
+          <w:lang w:val="it-IT"/>
+        </w:rPr>
+      </w:pPr>
+    </w:p>
     <w:sectPr>
       <w:pgSz w:w="11906" w:h="16838"/>
       <w:pgMar w:top="1417" w:right="1134" w:bottom="1134" w:left="1134" w:header="708" w:footer="708" w:gutter="0"/>
@@ -2724,7 +3402,6 @@
   <w:style w:type="character" w:default="1" w:styleId="Carpredefinitoparagrafo">
     <w:name w:val="Default Paragraph Font"/>
     <w:uiPriority w:val="1"/>
-    <w:semiHidden/>
     <w:unhideWhenUsed/>
   </w:style>
   <w:style w:type="table" w:default="1" w:styleId="Tabellanormale">
